--- a/public/Greencoat_Nutrition_Mealtimes_Policy_Mar2026.docx
+++ b/public/Greencoat_Nutrition_Mealtimes_Policy_Mar2026.docx
@@ -208,7 +208,7 @@
         <w:rPr>
           <w:rFonts w:ascii="Calibri" w:hAnsi="Calibri" w:cs="Calibri"/>
         </w:rPr>
-        <w:t>A balanced and healthy breakfast, midday meal, tea and two daily snacks are provided for children attending a full day at the nursery</w:t>
+        <w:t>For children attending the full day (8:30am–3:30pm), we provide two nutritious snacks and a hot midday meal, prepared and delivered by our catering partner, Robinsons</w:t>
       </w:r>
     </w:p>
     <w:p>
@@ -226,7 +226,7 @@
         <w:rPr>
           <w:rFonts w:ascii="Calibri" w:hAnsi="Calibri" w:cs="Calibri"/>
         </w:rPr>
-        <w:t>Menus are planned in advance and in line with example menu and guidance produced by the Department for Education (copies can be provided on request). These are rotated regularly, reflect cultural diversity and variation and are displayed for children and parents to view; parents and children are involved in menu planning</w:t>
+        <w:t>Menus are planned in advance by Robinsons, our catering partner, and are in line with guidance produced by the Department for Education (copies can be provided on request). These are rotated regularly, reflect cultural diversity and variation and are displayed for children and parents to view; parents and children are involved in menu planning</w:t>
       </w:r>
     </w:p>
     <w:p>
@@ -585,7 +585,7 @@
         <w:rPr>
           <w:rFonts w:ascii="Calibri" w:hAnsi="Calibri" w:cs="Calibri"/>
         </w:rPr>
-        <w:t>Only milk and water are provided as drinks to promote oral health</w:t>
+        <w:t>Only fresh tap water and plain milk are provided as drinks. Fruit juice, squash, smoothies, fizzy drinks and flavoured milk — including when diluted — are not provided, as they contain sugar that contributes to tooth decay. This applies even when parents request them; individual exceptions may only be made on the basis of a documented medical or dietary need confirmed in a child's care plan.</w:t>
       </w:r>
     </w:p>
     <w:p>
@@ -805,7 +805,7 @@
         <w:rPr>
           <w:rFonts w:ascii="Calibri" w:hAnsi="Calibri" w:cs="Calibri"/>
         </w:rPr>
-        <w:t>We do*/do not* permit parents to provide commercial baby food or drinks.</w:t>
+        <w:t>We do permit parents to provide commercial baby food or drinks, provided all items are in date, clearly labelled with the child's name, and any allergen information is shared with the nursery in advance.</w:t>
       </w:r>
     </w:p>
     <w:p>
@@ -1384,7 +1384,7 @@
         <w:rPr>
           <w:rFonts w:ascii="Calibri" w:hAnsi="Calibri" w:cs="Calibri"/>
         </w:rPr>
-        <w:t xml:space="preserve">Food brought from home in packed lunches is checked on arrival. Parents are reminded through our Packed Lunch Policy that sugary drinks and sweets are not appropriate for nursery packed lunches.</w:t>
+        <w:t>Food brought from home in packed lunches is checked on arrival. Where an item is outside our guidelines — for example a sugary drink or confectionery — the food is still given to the child, as it belongs to them. A note is placed in the lunchbox informing the parent, and if the pattern persists the site manager will speak with the family supportively. Parents are reminded through our Packed Lunch Policy of what constitutes a healthy lunchbox.</w:t>
       </w:r>
     </w:p>
     <w:p>
@@ -2181,14 +2181,13 @@
                                 <w:rPr>
                                   <w:rFonts w:ascii="Calibri" w:hAnsi="Calibri"/>
                                 </w:rPr>
-                                <w:t xml:space="preserve">Your essential guide to policies and procedures – England </w:t>
+                                <w:t xml:space="preserve">Nutrition and Mealtimes Policy</w:t>
                               </w:r>
                               <w:r>
                                 <w:rPr>
                                   <w:rFonts w:ascii="Calibri" w:hAnsi="Calibri"/>
-                                  <w:highlight w:val="yellow"/>
                                 </w:rPr>
-                                <w:t>V0.9 – January 2026</w:t>
+                                <w:t/>
                               </w:r>
                             </w:p>
                             <w:p>
@@ -2237,14 +2236,13 @@
                           <w:rPr>
                             <w:rFonts w:ascii="Calibri" w:hAnsi="Calibri"/>
                           </w:rPr>
-                          <w:t xml:space="preserve">Your essential guide to policies and procedures – England </w:t>
+                          <w:t xml:space="preserve">Nutrition and Mealtimes Policy</w:t>
                         </w:r>
                         <w:r>
                           <w:rPr>
                             <w:rFonts w:ascii="Calibri" w:hAnsi="Calibri"/>
-                            <w:highlight w:val="yellow"/>
                           </w:rPr>
-                          <w:t>V0.9 – January 2026</w:t>
+                          <w:t/>
                         </w:r>
                       </w:p>
                       <w:p>
